--- a/docs/智问校园CampusMind-设计与架构文档SDD-SAD.docx
+++ b/docs/智问校园CampusMind-设计与架构文档SDD-SAD.docx
@@ -1590,7 +1590,7 @@
                 <w:sz w:val="21"/>
                 <w:szCs w:val="21"/>
               </w:rPr>
-              <w:t xml:space="preserve">令牌桶(5 QPS/突发 10,桶字典有界)、ADMIN_TOKEN 写鉴权、CORS</w:t>
+              <w:t xml:space="preserve">令牌桶(5 QPS/突发 10,桶字典有界)、ADMIN_TOKEN 写鉴权、会话属主校验(F10)、CORS</w:t>
             </w:r>
           </w:p>
         </w:tc>
@@ -8111,7 +8111,7 @@
           <w:sz w:val="24"/>
           <w:szCs w:val="24"/>
         </w:rPr>
-        <w:t xml:space="preserve">单元测试 13/13(冒烟 4 + 完善轮 9:RRF 公式、倒排等价、鉴权、桶淘汰、删除语义、降级日志等)</w:t>
+        <w:t xml:space="preserve">单元测试 14/14(冒烟 4 + 回归 10:RRF 公式、倒排等价、鉴权、桶淘汰、删除语义、降级日志、会话属主隔离等)</w:t>
       </w:r>
     </w:p>
     <w:p>
@@ -8147,7 +8147,7 @@
           <w:sz w:val="24"/>
           <w:szCs w:val="24"/>
         </w:rPr>
-        <w:t xml:space="preserve">需求 → 质量属性 → ADR → 模块 → 测试 → 证据的完整映射维护于仓库 docs/traceability.md(含 2026-10-16 完善轮 F1-F9 修复行,见 docs/IMPROVEMENTS.md)。本文档与《SRS》《UI 原型》共同构成课程交付物;仓库 github.com/yelikour/campus-qa(公开)。</w:t>
+        <w:t xml:space="preserve">需求 → 质量属性 → ADR → 模块 → 测试 → 证据的完整映射维护于仓库 docs/traceability.md(含 2026-10-16 完善轮 F1-F9 与 2026-10-27 F10 会话越权修复行,见 docs/IMPROVEMENTS.md)。本文档与《SRS》《UI 原型》共同构成课程交付物;仓库 github.com/yelikour/campus-qa(公开)。</w:t>
       </w:r>
     </w:p>
     <w:sectPr>
